--- a/templates/Automation_SDD_template.docx
+++ b/templates/Automation_SDD_template.docx
@@ -40,29 +40,6 @@
           <w:p>
             <w:r>
               <w:t>{{project_name}}</w:t>
-            </w:r>
-          </w:p>
-        </w:tc>
-      </w:tr>
-      <w:tr>
-        <w:tc>
-          <w:tcPr>
-            <w:tcW w:w="3060" w:type="dxa"/>
-            <w:shd w:val="clear" w:color="auto" w:fill="F2F2F2" w:themeFill="background1" w:themeFillShade="F2"/>
-          </w:tcPr>
-          <w:p>
-            <w:r>
-              <w:t>Flow Diagrams Location</w:t>
-            </w:r>
-          </w:p>
-        </w:tc>
-        <w:tc>
-          <w:tcPr>
-            <w:tcW w:w="7200" w:type="dxa"/>
-          </w:tcPr>
-          <w:p>
-            <w:r>
-              <w:t>{{flow_diagrams_location}}</w:t>
             </w:r>
           </w:p>
         </w:tc>

--- a/templates/Automation_SDD_template.docx
+++ b/templates/Automation_SDD_template.docx
@@ -1283,163 +1283,7 @@
     </w:p>
     <w:p>
       <w:pPr>
-        <w:rPr>
-          <w:rStyle w:val="SubtleReference"/>
-          <w:b w:val="1"/>
-          <w:bCs w:val="1"/>
-          <w:sz w:val="28"/>
-          <w:szCs w:val="28"/>
-        </w:rPr>
-      </w:pPr>
-    </w:p>
-    <w:p>
-      <w:pPr>
-        <w:rPr>
-          <w:rStyle w:val="SubtleReference"/>
-          <w:b w:val="1"/>
-          <w:bCs w:val="1"/>
-          <w:sz w:val="28"/>
-          <w:szCs w:val="28"/>
-        </w:rPr>
-      </w:pPr>
-    </w:p>
-    <w:p>
-      <w:pPr>
-        <w:rPr>
-          <w:rStyle w:val="SubtleReference"/>
-          <w:b w:val="1"/>
-          <w:bCs w:val="1"/>
-          <w:sz w:val="28"/>
-          <w:szCs w:val="28"/>
-        </w:rPr>
-      </w:pPr>
-    </w:p>
-    <w:p>
-      <w:pPr>
-        <w:rPr>
-          <w:rStyle w:val="SubtleReference"/>
-          <w:b w:val="1"/>
-          <w:bCs w:val="1"/>
-          <w:sz w:val="28"/>
-          <w:szCs w:val="28"/>
-        </w:rPr>
-      </w:pPr>
-    </w:p>
-    <w:p>
-      <w:pPr>
-        <w:rPr>
-          <w:rStyle w:val="SubtleReference"/>
-          <w:b w:val="1"/>
-          <w:bCs w:val="1"/>
-          <w:sz w:val="28"/>
-          <w:szCs w:val="28"/>
-        </w:rPr>
-      </w:pPr>
-    </w:p>
-    <w:p>
-      <w:pPr>
-        <w:rPr>
-          <w:rStyle w:val="SubtleReference"/>
-          <w:b w:val="1"/>
-          <w:bCs w:val="1"/>
-          <w:sz w:val="28"/>
-          <w:szCs w:val="28"/>
-        </w:rPr>
-      </w:pPr>
-    </w:p>
-    <w:p>
-      <w:pPr>
-        <w:rPr>
-          <w:rStyle w:val="SubtleReference"/>
-          <w:b w:val="1"/>
-          <w:bCs w:val="1"/>
-          <w:sz w:val="28"/>
-          <w:szCs w:val="28"/>
-        </w:rPr>
-      </w:pPr>
-    </w:p>
-    <w:p>
-      <w:pPr>
-        <w:rPr>
-          <w:rStyle w:val="SubtleReference"/>
-          <w:b w:val="1"/>
-          <w:bCs w:val="1"/>
-          <w:sz w:val="28"/>
-          <w:szCs w:val="28"/>
-        </w:rPr>
-      </w:pPr>
-    </w:p>
-    <w:p>
-      <w:pPr>
-        <w:rPr>
-          <w:rStyle w:val="SubtleReference"/>
-          <w:b w:val="1"/>
-          <w:bCs w:val="1"/>
-          <w:sz w:val="28"/>
-          <w:szCs w:val="28"/>
-        </w:rPr>
-      </w:pPr>
-    </w:p>
-    <w:p>
-      <w:pPr>
         <w:pStyle w:val="Normal"/>
-        <w:rPr>
-          <w:rStyle w:val="SubtleReference"/>
-          <w:b w:val="1"/>
-          <w:bCs w:val="1"/>
-          <w:sz w:val="28"/>
-          <w:szCs w:val="28"/>
-        </w:rPr>
-      </w:pPr>
-    </w:p>
-    <w:p>
-      <w:pPr>
-        <w:pStyle w:val="Normal"/>
-        <w:rPr>
-          <w:rStyle w:val="SubtleReference"/>
-          <w:b w:val="1"/>
-          <w:bCs w:val="1"/>
-          <w:sz w:val="28"/>
-          <w:szCs w:val="28"/>
-        </w:rPr>
-      </w:pPr>
-    </w:p>
-    <w:p>
-      <w:pPr>
-        <w:pStyle w:val="Normal"/>
-        <w:rPr>
-          <w:rStyle w:val="SubtleReference"/>
-          <w:b w:val="1"/>
-          <w:bCs w:val="1"/>
-          <w:sz w:val="28"/>
-          <w:szCs w:val="28"/>
-        </w:rPr>
-      </w:pPr>
-    </w:p>
-    <w:p>
-      <w:pPr>
-        <w:rPr>
-          <w:rStyle w:val="SubtleReference"/>
-          <w:b w:val="1"/>
-          <w:bCs w:val="1"/>
-          <w:sz w:val="28"/>
-          <w:szCs w:val="28"/>
-        </w:rPr>
-      </w:pPr>
-    </w:p>
-    <w:p>
-      <w:pPr>
-        <w:rPr>
-          <w:rStyle w:val="SubtleReference"/>
-          <w:b w:val="1"/>
-          <w:bCs w:val="1"/>
-          <w:sz w:val="28"/>
-          <w:szCs w:val="28"/>
-        </w:rPr>
-      </w:pPr>
-    </w:p>
-    <w:p>
-      <w:pPr>
         <w:rPr>
           <w:rStyle w:val="SubtleReference"/>
           <w:b w:val="1"/>
@@ -3269,9 +3113,9 @@
 </file>
 
 <file path=customXml/item1.xml><?xml version="1.0" encoding="utf-8"?>
-<ct:contentTypeSchema xmlns:ct="http://schemas.microsoft.com/office/2006/metadata/contentType" xmlns:ma="http://schemas.microsoft.com/office/2006/metadata/properties/metaAttributes" ct:_="" ma:_="" ma:contentTypeName="Document" ma:contentTypeID="0x010100FAE54988A0450249A8CF5D50982C737C" ma:contentTypeVersion="10" ma:contentTypeDescription="Create a new document." ma:contentTypeScope="" ma:versionID="eaecdfaf624e7b1e1674442a794a0565">
-  <xsd:schema xmlns:xsd="http://www.w3.org/2001/XMLSchema" xmlns:xs="http://www.w3.org/2001/XMLSchema" xmlns:p="http://schemas.microsoft.com/office/2006/metadata/properties" xmlns:ns2="3837146f-c1cb-4695-87cd-0f48a93b4fee" xmlns:ns3="6e5e8fc8-3f27-45fb-b63b-817299a5b776" targetNamespace="http://schemas.microsoft.com/office/2006/metadata/properties" ma:root="true" ma:fieldsID="cd009311c6368a93be220dc756600593" ns2:_="" ns3:_="">
-    <xsd:import namespace="3837146f-c1cb-4695-87cd-0f48a93b4fee"/>
+<ct:contentTypeSchema xmlns:ct="http://schemas.microsoft.com/office/2006/metadata/contentType" xmlns:ma="http://schemas.microsoft.com/office/2006/metadata/properties/metaAttributes" ct:_="" ma:_="" ma:contentTypeName="Document" ma:contentTypeID="0x010100E7FB7B25986A244D8D0524F2F36E5ABC" ma:contentTypeVersion="10" ma:contentTypeDescription="Create a new document." ma:contentTypeScope="" ma:versionID="fd96b12356f385506eff9a6180bb1bfa">
+  <xsd:schema xmlns:xsd="http://www.w3.org/2001/XMLSchema" xmlns:xs="http://www.w3.org/2001/XMLSchema" xmlns:p="http://schemas.microsoft.com/office/2006/metadata/properties" xmlns:ns2="5a2c7ed4-5081-4945-b86c-b3527f1a8ff6" xmlns:ns3="6e5e8fc8-3f27-45fb-b63b-817299a5b776" targetNamespace="http://schemas.microsoft.com/office/2006/metadata/properties" ma:root="true" ma:fieldsID="1df20ed741e2c751a3278509be6735a5" ns2:_="" ns3:_="">
+    <xsd:import namespace="5a2c7ed4-5081-4945-b86c-b3527f1a8ff6"/>
     <xsd:import namespace="6e5e8fc8-3f27-45fb-b63b-817299a5b776"/>
     <xsd:element name="properties">
       <xsd:complexType>
@@ -3295,7 +3139,7 @@
       </xsd:complexType>
     </xsd:element>
   </xsd:schema>
-  <xsd:schema xmlns:xsd="http://www.w3.org/2001/XMLSchema" xmlns:xs="http://www.w3.org/2001/XMLSchema" xmlns:dms="http://schemas.microsoft.com/office/2006/documentManagement/types" xmlns:pc="http://schemas.microsoft.com/office/infopath/2007/PartnerControls" targetNamespace="3837146f-c1cb-4695-87cd-0f48a93b4fee" elementFormDefault="qualified">
+  <xsd:schema xmlns:xsd="http://www.w3.org/2001/XMLSchema" xmlns:xs="http://www.w3.org/2001/XMLSchema" xmlns:dms="http://schemas.microsoft.com/office/2006/documentManagement/types" xmlns:pc="http://schemas.microsoft.com/office/infopath/2007/PartnerControls" targetNamespace="5a2c7ed4-5081-4945-b86c-b3527f1a8ff6" elementFormDefault="qualified">
     <xsd:import namespace="http://schemas.microsoft.com/office/2006/documentManagement/types"/>
     <xsd:import namespace="http://schemas.microsoft.com/office/infopath/2007/PartnerControls"/>
     <xsd:element name="MediaServiceMetadata" ma:index="8" nillable="true" ma:displayName="MediaServiceMetadata" ma:hidden="true" ma:internalName="MediaServiceMetadata" ma:readOnly="true">
@@ -3470,7 +3314,7 @@
 <p:properties xmlns:p="http://schemas.microsoft.com/office/2006/metadata/properties" xmlns:xsi="http://www.w3.org/2001/XMLSchema-instance" xmlns:pc="http://schemas.microsoft.com/office/infopath/2007/PartnerControls">
   <documentManagement>
     <TaxCatchAll xmlns="6e5e8fc8-3f27-45fb-b63b-817299a5b776" xsi:nil="true"/>
-    <lcf76f155ced4ddcb4097134ff3c332f xmlns="3837146f-c1cb-4695-87cd-0f48a93b4fee">
+    <lcf76f155ced4ddcb4097134ff3c332f xmlns="5a2c7ed4-5081-4945-b86c-b3527f1a8ff6">
       <Terms xmlns="http://schemas.microsoft.com/office/infopath/2007/PartnerControls"/>
     </lcf76f155ced4ddcb4097134ff3c332f>
   </documentManagement>
@@ -3478,7 +3322,7 @@
 </file>
 
 <file path=customXml/itemProps1.xml><?xml version="1.0" encoding="utf-8"?>
-<ds:datastoreItem xmlns:ds="http://schemas.openxmlformats.org/officeDocument/2006/customXml" ds:itemID="{37617B30-6E13-4FC1-80CF-F1BF3662B66E}"/>
+<ds:datastoreItem xmlns:ds="http://schemas.openxmlformats.org/officeDocument/2006/customXml" ds:itemID="{FFAA452C-5DA5-4677-9CBE-2C63AA44F26E}"/>
 </file>
 
 <file path=customXml/itemProps2.xml><?xml version="1.0" encoding="utf-8"?>

--- a/templates/Automation_SDD_template.docx
+++ b/templates/Automation_SDD_template.docx
@@ -572,9 +572,7 @@
                 <w:szCs w:val="20"/>
               </w:rPr>
             </w:pPr>
-            <w:r>
-              <w:t>{{app.version}}</w:t>
-            </w:r>
+            <w:r/>
           </w:p>
         </w:tc>
         <w:tc>
@@ -591,9 +589,7 @@
                 <w:szCs w:val="20"/>
               </w:rPr>
             </w:pPr>
-            <w:r>
-              <w:t>{{app.language}}</w:t>
-            </w:r>
+            <w:r/>
           </w:p>
         </w:tc>
         <w:tc>
